--- a/OLD/Шаблоны запросов/Информационные письма в Банки.docx
+++ b/OLD/Шаблоны запросов/Информационные письма в Банки.docx
@@ -66,7 +66,7 @@
       <w:r>
         <w:rPr>
           <w:rFonts w:ascii="Times New Roman" w:cs="Times New Roman" w:eastAsia="Times New Roman" w:hAnsi="Times New Roman"/>
-          <w:sz w:val="20"/>
+          <w:sz w:val="14"/>
           <w:szCs w:val="20"/>
           <w:rtl w:val="0"/>
         </w:rPr>
@@ -75,9 +75,9 @@
       <w:r>
         <w:rPr>
           <w:rFonts w:ascii="Times New Roman" w:cs="Times New Roman" w:eastAsia="Times New Roman" w:hAnsi="Times New Roman"/>
-          <w:b w:val="1"/>
-          <w:bCs w:val="1"/>
-          <w:sz w:val="20"/>
+          <w:b/>
+          <w:bCs w:val="1"/>
+          <w:sz w:val="14"/>
           <w:szCs w:val="20"/>
           <w:rtl w:val="0"/>
         </w:rPr>
@@ -99,7 +99,7 @@
       <w:r>
         <w:rPr>
           <w:rFonts w:ascii="Times New Roman" w:cs="Times New Roman" w:eastAsia="Times New Roman" w:hAnsi="Times New Roman"/>
-          <w:sz w:val="20"/>
+          <w:sz w:val="14"/>
           <w:szCs w:val="20"/>
           <w:rtl w:val="0"/>
         </w:rPr>
@@ -108,7 +108,7 @@
       <w:r>
         <w:rPr>
           <w:rFonts w:ascii="Times New Roman" w:cs="Times New Roman" w:eastAsia="Times New Roman" w:hAnsi="Times New Roman"/>
-          <w:sz w:val="18"/>
+          <w:sz w:val="14"/>
           <w:szCs w:val="18"/>
           <w:rtl w:val="0"/>
         </w:rPr>
@@ -130,7 +130,7 @@
       <w:r>
         <w:rPr>
           <w:rFonts w:ascii="Times New Roman" w:cs="Times New Roman" w:eastAsia="Times New Roman" w:hAnsi="Times New Roman"/>
-          <w:sz w:val="18"/>
+          <w:sz w:val="14"/>
           <w:szCs w:val="18"/>
           <w:rtl w:val="0"/>
         </w:rPr>

--- a/OLD/Шаблоны запросов/Информационные письма в Банки.docx
+++ b/OLD/Шаблоны запросов/Информационные письма в Банки.docx
@@ -1072,7 +1072,7 @@
     </w:p>
     <w:sectPr>
       <w:pgSz w:h="16834" w:w="11909" w:orient="portrait"/>
-      <w:pgMar w:bottom="620.1181102362216" w:top="283.46456692913387" w:left="992.1259842519686" w:right="572.0078740157493" w:header="720" w:footer="720"/>
+      <w:pgMar w:bottom="620" w:top="283" w:left="850" w:right="567" w:header="720" w:footer="720"/>
       <w:pgNumType w:start="1"/>
     </w:sectPr>
   </w:body>

--- a/OLD/Шаблоны запросов/Информационные письма в Банки.docx
+++ b/OLD/Шаблоны запросов/Информационные письма в Банки.docx
@@ -1040,34 +1040,6 @@
         <w:tab/>
         <w:t xml:space="preserve">{ФамилияИО АУ}            </w:t>
         <w:tab/>
-      </w:r>
-    </w:p>
-    <w:p>
-      <w:pPr>
-        <w:pageBreakBefore w:val="0"/>
-        <w:spacing w:before="240" w:lineRule="auto"/>
-        <w:jc w:val="both"/>
-        <w:rPr>
-          <w:rFonts w:ascii="Times New Roman" w:cs="Times New Roman" w:eastAsia="Times New Roman" w:hAnsi="Times New Roman"/>
-        </w:rPr>
-      </w:pPr>
-      <w:r>
-        <w:rPr>
-          <w:rFonts w:ascii="Times New Roman" w:cs="Times New Roman" w:eastAsia="Times New Roman" w:hAnsi="Times New Roman"/>
-          <w:rtl w:val="0"/>
-        </w:rPr>
-        <w:t xml:space="preserve"> </w:t>
-      </w:r>
-    </w:p>
-    <w:p>
-      <w:pPr>
-        <w:pageBreakBefore w:val="0"/>
-        <w:rPr/>
-      </w:pPr>
-      <w:r>
-        <w:rPr>
-          <w:rtl w:val="0"/>
-        </w:rPr>
       </w:r>
     </w:p>
     <w:sectPr>

--- a/OLD/Шаблоны запросов/Информационные письма в Банки.docx
+++ b/OLD/Шаблоны запросов/Информационные письма в Банки.docx
@@ -835,7 +835,7 @@
           <w:szCs w:val="20"/>
           <w:rtl w:val="0"/>
         </w:rPr>
-        <w:t xml:space="preserve">Прошу заблокировать все открытые счета(карты), выслать выписки по всем имеющимся счетам в вашем банке, открытым на  {Фамилия} {Имя} {Отчество}, дата рождения: </w:t>
+        <w:t>Прошу заблокировать все открытые счета(карты), выслать выписки по всем имеющимся счетам в вашем банке, открытым на  {Фамилия} {Имя} {Отчество}, дата рождения:  {дата рождения} за три года, предшествующие дате возбуждения дела о банкротстве, то есть за период с {три года до принятия иска} по настоящее время, в адрес финансового управляющего по адресу: {Адрес арбитражного управляющего}.</w:t>
       </w:r>
       <w:r>
         <w:rPr>
@@ -844,16 +844,14 @@
           <w:szCs w:val="18"/>
           <w:rtl w:val="0"/>
         </w:rPr>
-        <w:t xml:space="preserve"> {дата рождения}</w:t>
-      </w:r>
-      <w:r>
-        <w:rPr>
-          <w:rFonts w:ascii="Times New Roman" w:cs="Times New Roman" w:eastAsia="Times New Roman" w:hAnsi="Times New Roman"/>
-          <w:sz w:val="20"/>
-          <w:szCs w:val="20"/>
-          <w:rtl w:val="0"/>
-        </w:rPr>
-        <w:t xml:space="preserve"> за три года, предшествующие дате возбуждения дела о банкротстве, то есть за период с </w:t>
+      </w:r>
+      <w:r>
+        <w:rPr>
+          <w:rFonts w:ascii="Times New Roman" w:cs="Times New Roman" w:eastAsia="Times New Roman" w:hAnsi="Times New Roman"/>
+          <w:sz w:val="20"/>
+          <w:szCs w:val="20"/>
+          <w:rtl w:val="0"/>
+        </w:rPr>
       </w:r>
       <w:r>
         <w:rPr>
@@ -863,27 +861,24 @@
           <w:highlight w:val="yellow"/>
           <w:rtl w:val="0"/>
         </w:rPr>
-        <w:t xml:space="preserve">20.12.2016</w:t>
-      </w:r>
-      <w:r>
-        <w:rPr>
-          <w:rFonts w:ascii="Times New Roman" w:cs="Times New Roman" w:eastAsia="Times New Roman" w:hAnsi="Times New Roman"/>
-          <w:sz w:val="20"/>
-          <w:szCs w:val="20"/>
-          <w:rtl w:val="0"/>
-        </w:rPr>
-        <w:t xml:space="preserve">  по настоящее время, в адрес финансового управляющего по адресу: </w:t>
-      </w:r>
-      <w:r>
-        <w:rPr>
-          <w:rFonts w:ascii="Times New Roman" w:cs="Times New Roman" w:eastAsia="Times New Roman" w:hAnsi="Times New Roman"/>
-          <w:b w:val="1"/>
-          <w:bCs w:val="1"/>
-          <w:sz w:val="20"/>
-          <w:szCs w:val="20"/>
-          <w:rtl w:val="0"/>
-        </w:rPr>
-        <w:t xml:space="preserve">{Адрес арбитражного управляющего}.</w:t>
+      </w:r>
+      <w:r>
+        <w:rPr>
+          <w:rFonts w:ascii="Times New Roman" w:cs="Times New Roman" w:eastAsia="Times New Roman" w:hAnsi="Times New Roman"/>
+          <w:sz w:val="20"/>
+          <w:szCs w:val="20"/>
+          <w:rtl w:val="0"/>
+        </w:rPr>
+      </w:r>
+      <w:r>
+        <w:rPr>
+          <w:rFonts w:ascii="Times New Roman" w:cs="Times New Roman" w:eastAsia="Times New Roman" w:hAnsi="Times New Roman"/>
+          <w:b w:val="1"/>
+          <w:bCs w:val="1"/>
+          <w:sz w:val="20"/>
+          <w:szCs w:val="20"/>
+          <w:rtl w:val="0"/>
+        </w:rPr>
       </w:r>
     </w:p>
     <w:p>
